--- a/docs/tablas/tabla_heterog_predominancia.docx
+++ b/docs/tablas/tabla_heterog_predominancia.docx
@@ -19,9 +19,9 @@
       <w:tblGrid>
         <w:gridCol w:w="2945"/>
         <w:gridCol w:w="2267"/>
-        <w:gridCol w:w="1834"/>
+        <w:gridCol w:w="1756"/>
         <w:gridCol w:w="1767"/>
-        <w:gridCol w:w="1690"/>
+        <w:gridCol w:w="1579"/>
         <w:gridCol w:w="1080"/>
       </w:tblGrid>
       <w:tr>
@@ -533,7 +533,7 @@
                 <w:szCs w:val="20"/>
                 <w:color w:val="000000"/>
               </w:rPr>
-              <w:t xml:space="preserve">2.352 (0.691)***</w:t>
+              <w:t xml:space="preserve">1.841 (0.837)*</w:t>
             </w:r>
           </w:p>
         </w:tc>
@@ -577,7 +577,7 @@
                 <w:szCs w:val="20"/>
                 <w:color w:val="000000"/>
               </w:rPr>
-              <w:t xml:space="preserve">[0.993, 3.710]</w:t>
+              <w:t xml:space="preserve">[0.196, 3.486]</w:t>
             </w:r>
           </w:p>
         </w:tc>
@@ -621,7 +621,7 @@
                 <w:szCs w:val="20"/>
                 <w:color w:val="000000"/>
               </w:rPr>
-              <w:t xml:space="preserve">0.0007254196</w:t>
+              <w:t xml:space="preserve">0.028383385</w:t>
             </w:r>
           </w:p>
         </w:tc>
@@ -792,7 +792,7 @@
                 <w:szCs w:val="20"/>
                 <w:color w:val="000000"/>
               </w:rPr>
-              <w:t xml:space="preserve">-2.041 (0.787)**</w:t>
+              <w:t xml:space="preserve">-2.147 (0.964)*</w:t>
             </w:r>
           </w:p>
         </w:tc>
@@ -836,7 +836,7 @@
                 <w:szCs w:val="20"/>
                 <w:color w:val="000000"/>
               </w:rPr>
-              <w:t xml:space="preserve">[-3.587, -0.494]</w:t>
+              <w:t xml:space="preserve">[-4.040, -0.253]</w:t>
             </w:r>
           </w:p>
         </w:tc>
@@ -880,7 +880,7 @@
                 <w:szCs w:val="20"/>
                 <w:color w:val="000000"/>
               </w:rPr>
-              <w:t xml:space="preserve">0.0097808748</w:t>
+              <w:t xml:space="preserve">0.026359243</w:t>
             </w:r>
           </w:p>
         </w:tc>
@@ -1051,7 +1051,7 @@
                 <w:szCs w:val="20"/>
                 <w:color w:val="000000"/>
               </w:rPr>
-              <w:t xml:space="preserve">1.555 (0.578)**</w:t>
+              <w:t xml:space="preserve">1.512 (0.686)*</w:t>
             </w:r>
           </w:p>
         </w:tc>
@@ -1095,7 +1095,7 @@
                 <w:szCs w:val="20"/>
                 <w:color w:val="000000"/>
               </w:rPr>
-              <w:t xml:space="preserve">[0.420, 2.691]</w:t>
+              <w:t xml:space="preserve">[0.165, 2.859]</w:t>
             </w:r>
           </w:p>
         </w:tc>
@@ -1139,7 +1139,7 @@
                 <w:szCs w:val="20"/>
                 <w:color w:val="000000"/>
               </w:rPr>
-              <w:t xml:space="preserve">0.0073440232</w:t>
+              <w:t xml:space="preserve">0.027894584</w:t>
             </w:r>
           </w:p>
         </w:tc>
@@ -1322,7 +1322,7 @@
                 <w:szCs w:val="20"/>
                 <w:color w:val="000000"/>
               </w:rPr>
-              <w:t xml:space="preserve">1.954 (0.698)**</w:t>
+              <w:t xml:space="preserve">1.886 (0.696)**</w:t>
             </w:r>
           </w:p>
         </w:tc>
@@ -1366,7 +1366,7 @@
                 <w:szCs w:val="20"/>
                 <w:color w:val="000000"/>
               </w:rPr>
-              <w:t xml:space="preserve">[0.584, 3.325]</w:t>
+              <w:t xml:space="preserve">[0.520, 3.253]</w:t>
             </w:r>
           </w:p>
         </w:tc>
@@ -1410,7 +1410,7 @@
                 <w:szCs w:val="20"/>
                 <w:color w:val="000000"/>
               </w:rPr>
-              <w:t xml:space="preserve">0.0052842431</w:t>
+              <w:t xml:space="preserve">0.006916332</w:t>
             </w:r>
           </w:p>
         </w:tc>
@@ -1581,7 +1581,7 @@
                 <w:szCs w:val="20"/>
                 <w:color w:val="000000"/>
               </w:rPr>
-              <w:t xml:space="preserve">0.724 (0.826)</w:t>
+              <w:t xml:space="preserve">0.849 (0.826)</w:t>
             </w:r>
           </w:p>
         </w:tc>
@@ -1625,7 +1625,7 @@
                 <w:szCs w:val="20"/>
                 <w:color w:val="000000"/>
               </w:rPr>
-              <w:t xml:space="preserve">[-0.899, 2.347]</w:t>
+              <w:t xml:space="preserve">[-0.773, 2.471]</w:t>
             </w:r>
           </w:p>
         </w:tc>
@@ -1669,7 +1669,7 @@
                 <w:szCs w:val="20"/>
                 <w:color w:val="000000"/>
               </w:rPr>
-              <w:t xml:space="preserve">0.3813324601</w:t>
+              <w:t xml:space="preserve">0.304498276</w:t>
             </w:r>
           </w:p>
         </w:tc>
@@ -1840,7 +1840,7 @@
                 <w:szCs w:val="20"/>
                 <w:color w:val="000000"/>
               </w:rPr>
-              <w:t xml:space="preserve">0.384 (0.672)</w:t>
+              <w:t xml:space="preserve">0.326 (0.674)</w:t>
             </w:r>
           </w:p>
         </w:tc>
@@ -1884,7 +1884,7 @@
                 <w:szCs w:val="20"/>
                 <w:color w:val="000000"/>
               </w:rPr>
-              <w:t xml:space="preserve">[-0.936, 1.705]</w:t>
+              <w:t xml:space="preserve">[-0.997, 1.650]</w:t>
             </w:r>
           </w:p>
         </w:tc>
@@ -1928,7 +1928,7 @@
                 <w:szCs w:val="20"/>
                 <w:color w:val="000000"/>
               </w:rPr>
-              <w:t xml:space="preserve">0.5679978559</w:t>
+              <w:t xml:space="preserve">0.628468331</w:t>
             </w:r>
           </w:p>
         </w:tc>
@@ -2125,7 +2125,7 @@
                 <w:szCs w:val="22"/>
                 <w:color w:val="000000"/>
               </w:rPr>
-              <w:t xml:space="preserve">Controles: mujer + edad + urbano_rural + id_chile + id_causa + perc_desigualdad + perc_injusticia + malestar_diferen + apoyo_movil. *** p&lt;0.001, ** p&lt;0.01, * p&lt;0.05</w:t>
+              <w:t xml:space="preserve">Controles: mujer + edad + urbano_rural + id_chile + id_causa + perc_desigualdad + malestar_diferen + apoyo_movil. *** p&lt;0.001, ** p&lt;0.01, * p&lt;0.05</w:t>
             </w:r>
           </w:p>
         </w:tc>

--- a/docs/tablas/tabla_heterog_predominancia.docx
+++ b/docs/tablas/tabla_heterog_predominancia.docx
@@ -20,7 +20,7 @@
         <w:gridCol w:w="2945"/>
         <w:gridCol w:w="2267"/>
         <w:gridCol w:w="1756"/>
-        <w:gridCol w:w="1767"/>
+        <w:gridCol w:w="1701"/>
         <w:gridCol w:w="1579"/>
         <w:gridCol w:w="1080"/>
       </w:tblGrid>
@@ -533,7 +533,7 @@
                 <w:szCs w:val="20"/>
                 <w:color w:val="000000"/>
               </w:rPr>
-              <w:t xml:space="preserve">1.841 (0.837)*</w:t>
+              <w:t xml:space="preserve">1.797 (0.851)*</w:t>
             </w:r>
           </w:p>
         </w:tc>
@@ -577,7 +577,7 @@
                 <w:szCs w:val="20"/>
                 <w:color w:val="000000"/>
               </w:rPr>
-              <w:t xml:space="preserve">[0.196, 3.486]</w:t>
+              <w:t xml:space="preserve">[0.126, 3.468]</w:t>
             </w:r>
           </w:p>
         </w:tc>
@@ -621,7 +621,7 @@
                 <w:szCs w:val="20"/>
                 <w:color w:val="000000"/>
               </w:rPr>
-              <w:t xml:space="preserve">0.028383385</w:t>
+              <w:t xml:space="preserve">0.035144231</w:t>
             </w:r>
           </w:p>
         </w:tc>
@@ -665,7 +665,7 @@
                 <w:szCs w:val="20"/>
                 <w:color w:val="000000"/>
               </w:rPr>
-              <w:t xml:space="preserve">538</w:t>
+              <w:t xml:space="preserve">529</w:t>
             </w:r>
           </w:p>
         </w:tc>
@@ -786,13 +786,13 @@
               <w:rPr>
                 <w:rFonts w:ascii="Helvetica" w:hAnsi="Helvetica" w:eastAsia="Helvetica" w:cs="Helvetica"/>
                 <w:i w:val="false"/>
-                <w:b w:val="true"/>
-                <w:u w:val="none"/>
-                <w:sz w:val="20"/>
-                <w:szCs w:val="20"/>
-                <w:color w:val="000000"/>
-              </w:rPr>
-              <w:t xml:space="preserve">-2.147 (0.964)*</w:t>
+                <w:b w:val="false"/>
+                <w:u w:val="none"/>
+                <w:sz w:val="20"/>
+                <w:szCs w:val="20"/>
+                <w:color w:val="000000"/>
+              </w:rPr>
+              <w:t xml:space="preserve">-1.847 (1.028)</w:t>
             </w:r>
           </w:p>
         </w:tc>
@@ -836,7 +836,7 @@
                 <w:szCs w:val="20"/>
                 <w:color w:val="000000"/>
               </w:rPr>
-              <w:t xml:space="preserve">[-4.040, -0.253]</w:t>
+              <w:t xml:space="preserve">[-3.866, 0.171]</w:t>
             </w:r>
           </w:p>
         </w:tc>
@@ -880,7 +880,7 @@
                 <w:szCs w:val="20"/>
                 <w:color w:val="000000"/>
               </w:rPr>
-              <w:t xml:space="preserve">0.026359243</w:t>
+              <w:t xml:space="preserve">0.072741342</w:t>
             </w:r>
           </w:p>
         </w:tc>
@@ -924,7 +924,7 @@
                 <w:szCs w:val="20"/>
                 <w:color w:val="000000"/>
               </w:rPr>
-              <w:t xml:space="preserve">698</w:t>
+              <w:t xml:space="preserve">680</w:t>
             </w:r>
           </w:p>
         </w:tc>
@@ -1051,7 +1051,7 @@
                 <w:szCs w:val="20"/>
                 <w:color w:val="000000"/>
               </w:rPr>
-              <w:t xml:space="preserve">1.512 (0.686)*</w:t>
+              <w:t xml:space="preserve">1.553 (0.685)*</w:t>
             </w:r>
           </w:p>
         </w:tc>
@@ -1095,7 +1095,7 @@
                 <w:szCs w:val="20"/>
                 <w:color w:val="000000"/>
               </w:rPr>
-              <w:t xml:space="preserve">[0.165, 2.859]</w:t>
+              <w:t xml:space="preserve">[0.207, 2.898]</w:t>
             </w:r>
           </w:p>
         </w:tc>
@@ -1139,7 +1139,7 @@
                 <w:szCs w:val="20"/>
                 <w:color w:val="000000"/>
               </w:rPr>
-              <w:t xml:space="preserve">0.027894584</w:t>
+              <w:t xml:space="preserve">0.023769378</w:t>
             </w:r>
           </w:p>
         </w:tc>
@@ -1183,7 +1183,7 @@
                 <w:szCs w:val="20"/>
                 <w:color w:val="000000"/>
               </w:rPr>
-              <w:t xml:space="preserve">744</w:t>
+              <w:t xml:space="preserve">743</w:t>
             </w:r>
           </w:p>
         </w:tc>
@@ -1322,7 +1322,7 @@
                 <w:szCs w:val="20"/>
                 <w:color w:val="000000"/>
               </w:rPr>
-              <w:t xml:space="preserve">1.886 (0.696)**</w:t>
+              <w:t xml:space="preserve">1.837 (0.707)**</w:t>
             </w:r>
           </w:p>
         </w:tc>
@@ -1366,7 +1366,7 @@
                 <w:szCs w:val="20"/>
                 <w:color w:val="000000"/>
               </w:rPr>
-              <w:t xml:space="preserve">[0.520, 3.253]</w:t>
+              <w:t xml:space="preserve">[0.449, 3.226]</w:t>
             </w:r>
           </w:p>
         </w:tc>
@@ -1410,7 +1410,7 @@
                 <w:szCs w:val="20"/>
                 <w:color w:val="000000"/>
               </w:rPr>
-              <w:t xml:space="preserve">0.006916332</w:t>
+              <w:t xml:space="preserve">0.009613427</w:t>
             </w:r>
           </w:p>
         </w:tc>
@@ -1454,7 +1454,7 @@
                 <w:szCs w:val="20"/>
                 <w:color w:val="000000"/>
               </w:rPr>
-              <w:t xml:space="preserve">538</w:t>
+              <w:t xml:space="preserve">529</w:t>
             </w:r>
           </w:p>
         </w:tc>
@@ -1581,7 +1581,7 @@
                 <w:szCs w:val="20"/>
                 <w:color w:val="000000"/>
               </w:rPr>
-              <w:t xml:space="preserve">0.849 (0.826)</w:t>
+              <w:t xml:space="preserve">0.847 (0.885)</w:t>
             </w:r>
           </w:p>
         </w:tc>
@@ -1625,7 +1625,7 @@
                 <w:szCs w:val="20"/>
                 <w:color w:val="000000"/>
               </w:rPr>
-              <w:t xml:space="preserve">[-0.773, 2.471]</w:t>
+              <w:t xml:space="preserve">[-0.892, 2.585]</w:t>
             </w:r>
           </w:p>
         </w:tc>
@@ -1669,7 +1669,7 @@
                 <w:szCs w:val="20"/>
                 <w:color w:val="000000"/>
               </w:rPr>
-              <w:t xml:space="preserve">0.304498276</w:t>
+              <w:t xml:space="preserve">0.339188017</w:t>
             </w:r>
           </w:p>
         </w:tc>
@@ -1713,7 +1713,7 @@
                 <w:szCs w:val="20"/>
                 <w:color w:val="000000"/>
               </w:rPr>
-              <w:t xml:space="preserve">698</w:t>
+              <w:t xml:space="preserve">680</w:t>
             </w:r>
           </w:p>
         </w:tc>
@@ -1840,7 +1840,7 @@
                 <w:szCs w:val="20"/>
                 <w:color w:val="000000"/>
               </w:rPr>
-              <w:t xml:space="preserve">0.326 (0.674)</w:t>
+              <w:t xml:space="preserve">0.301 (0.672)</w:t>
             </w:r>
           </w:p>
         </w:tc>
@@ -1884,7 +1884,7 @@
                 <w:szCs w:val="20"/>
                 <w:color w:val="000000"/>
               </w:rPr>
-              <w:t xml:space="preserve">[-0.997, 1.650]</w:t>
+              <w:t xml:space="preserve">[-1.019, 1.621]</w:t>
             </w:r>
           </w:p>
         </w:tc>
@@ -1928,7 +1928,7 @@
                 <w:szCs w:val="20"/>
                 <w:color w:val="000000"/>
               </w:rPr>
-              <w:t xml:space="preserve">0.628468331</w:t>
+              <w:t xml:space="preserve">0.654232963</w:t>
             </w:r>
           </w:p>
         </w:tc>
@@ -1972,7 +1972,7 @@
                 <w:szCs w:val="20"/>
                 <w:color w:val="000000"/>
               </w:rPr>
-              <w:t xml:space="preserve">744</w:t>
+              <w:t xml:space="preserve">743</w:t>
             </w:r>
           </w:p>
         </w:tc>
